--- a/guj/docx/020.content.docx
+++ b/guj/docx/020.content.docx
@@ -488,18 +488,12 @@
           <w:lang w:val="gu_IN" w:bidi="gu_IN"/>
         </w:rPr>
       </w:r>
-      <w:hyperlink r:id="rId13">
-        <w:r>
-          <w:rPr>
-            <w:lang w:val="gu_IN" w:bidi="gu_IN"/>
-          </w:rPr>
-          <w:rPr>
-            <w:color w:val="0000EE"/>
-            <w:u w:val="single"/>
-          </w:rPr>
-          <w:t>1 યોહાન 4:17–18</w:t>
-        </w:r>
-      </w:hyperlink>
+      <w:r>
+        <w:rPr>
+          <w:lang w:val="gu_IN" w:bidi="gu_IN"/>
+        </w:rPr>
+        <w:t>1 યોહાન 4:17–18</w:t>
+      </w:r>
     </w:p>
     <w:p>
       <w:pPr>
@@ -512,18 +506,12 @@
           <w:lang w:val="gu_IN" w:bidi="gu_IN"/>
         </w:rPr>
       </w:r>
-      <w:hyperlink r:id="rId14">
-        <w:r>
-          <w:rPr>
-            <w:lang w:val="gu_IN" w:bidi="gu_IN"/>
-          </w:rPr>
-          <w:rPr>
-            <w:color w:val="0000EE"/>
-            <w:u w:val="single"/>
-          </w:rPr>
-          <w:t>પ્રેરિતો 2:43–45</w:t>
-        </w:r>
-      </w:hyperlink>
+      <w:r>
+        <w:rPr>
+          <w:lang w:val="gu_IN" w:bidi="gu_IN"/>
+        </w:rPr>
+        <w:t>પ્રેરિતો 2:43–45</w:t>
+      </w:r>
     </w:p>
     <w:p>
       <w:pPr>
@@ -536,18 +524,12 @@
           <w:lang w:val="gu_IN" w:bidi="gu_IN"/>
         </w:rPr>
       </w:r>
-      <w:hyperlink r:id="rId15">
-        <w:r>
-          <w:rPr>
-            <w:lang w:val="gu_IN" w:bidi="gu_IN"/>
-          </w:rPr>
-          <w:rPr>
-            <w:color w:val="0000EE"/>
-            <w:u w:val="single"/>
-          </w:rPr>
-          <w:t>પ્રેરિતો 19:15–17</w:t>
-        </w:r>
-      </w:hyperlink>
+      <w:r>
+        <w:rPr>
+          <w:lang w:val="gu_IN" w:bidi="gu_IN"/>
+        </w:rPr>
+        <w:t>પ્રેરિતો 19:15–17</w:t>
+      </w:r>
     </w:p>
     <w:p>
       <w:pPr>
@@ -560,18 +542,12 @@
           <w:lang w:val="gu_IN" w:bidi="gu_IN"/>
         </w:rPr>
       </w:r>
-      <w:hyperlink r:id="rId16">
-        <w:r>
-          <w:rPr>
-            <w:lang w:val="gu_IN" w:bidi="gu_IN"/>
-          </w:rPr>
-          <w:rPr>
-            <w:color w:val="0000EE"/>
-            <w:u w:val="single"/>
-          </w:rPr>
-          <w:t>ઉત્પત્તિ 50:18–21</w:t>
-        </w:r>
-      </w:hyperlink>
+      <w:r>
+        <w:rPr>
+          <w:lang w:val="gu_IN" w:bidi="gu_IN"/>
+        </w:rPr>
+        <w:t>ઉત્પત્તિ 50:18–21</w:t>
+      </w:r>
     </w:p>
     <w:p>
       <w:pPr>
@@ -584,18 +560,12 @@
           <w:lang w:val="gu_IN" w:bidi="gu_IN"/>
         </w:rPr>
       </w:r>
-      <w:hyperlink r:id="rId17">
-        <w:r>
-          <w:rPr>
-            <w:lang w:val="gu_IN" w:bidi="gu_IN"/>
-          </w:rPr>
-          <w:rPr>
-            <w:color w:val="0000EE"/>
-            <w:u w:val="single"/>
-          </w:rPr>
-          <w:t>યશાયા 11:3–5</w:t>
-        </w:r>
-      </w:hyperlink>
+      <w:r>
+        <w:rPr>
+          <w:lang w:val="gu_IN" w:bidi="gu_IN"/>
+        </w:rPr>
+        <w:t>યશાયા 11:3–5</w:t>
+      </w:r>
     </w:p>
     <w:p>
       <w:pPr>
@@ -608,18 +578,12 @@
           <w:lang w:val="gu_IN" w:bidi="gu_IN"/>
         </w:rPr>
       </w:r>
-      <w:hyperlink r:id="rId18">
-        <w:r>
-          <w:rPr>
-            <w:lang w:val="gu_IN" w:bidi="gu_IN"/>
-          </w:rPr>
-          <w:rPr>
-            <w:color w:val="0000EE"/>
-            <w:u w:val="single"/>
-          </w:rPr>
-          <w:t>અયૂબ 6:14–17</w:t>
-        </w:r>
-      </w:hyperlink>
+      <w:r>
+        <w:rPr>
+          <w:lang w:val="gu_IN" w:bidi="gu_IN"/>
+        </w:rPr>
+        <w:t>અયૂબ 6:14–17</w:t>
+      </w:r>
     </w:p>
     <w:p>
       <w:pPr>
@@ -632,18 +596,12 @@
           <w:lang w:val="gu_IN" w:bidi="gu_IN"/>
         </w:rPr>
       </w:r>
-      <w:hyperlink r:id="rId19">
-        <w:r>
-          <w:rPr>
-            <w:lang w:val="gu_IN" w:bidi="gu_IN"/>
-          </w:rPr>
-          <w:rPr>
-            <w:color w:val="0000EE"/>
-            <w:u w:val="single"/>
-          </w:rPr>
-          <w:t>યૂના 1:8–10</w:t>
-        </w:r>
-      </w:hyperlink>
+      <w:r>
+        <w:rPr>
+          <w:lang w:val="gu_IN" w:bidi="gu_IN"/>
+        </w:rPr>
+        <w:t>યૂના 1:8–10</w:t>
+      </w:r>
     </w:p>
     <w:p>
       <w:pPr>
@@ -656,18 +614,12 @@
           <w:lang w:val="gu_IN" w:bidi="gu_IN"/>
         </w:rPr>
       </w:r>
-      <w:hyperlink r:id="rId20">
-        <w:r>
-          <w:rPr>
-            <w:lang w:val="gu_IN" w:bidi="gu_IN"/>
-          </w:rPr>
-          <w:rPr>
-            <w:color w:val="0000EE"/>
-            <w:u w:val="single"/>
-          </w:rPr>
-          <w:t>લૂક 12:4–5</w:t>
-        </w:r>
-      </w:hyperlink>
+      <w:r>
+        <w:rPr>
+          <w:lang w:val="gu_IN" w:bidi="gu_IN"/>
+        </w:rPr>
+        <w:t>લૂક 12:4–5</w:t>
+      </w:r>
     </w:p>
     <w:p>
       <w:pPr>
@@ -680,18 +632,12 @@
           <w:lang w:val="gu_IN" w:bidi="gu_IN"/>
         </w:rPr>
       </w:r>
-      <w:hyperlink r:id="rId21">
-        <w:r>
-          <w:rPr>
-            <w:lang w:val="gu_IN" w:bidi="gu_IN"/>
-          </w:rPr>
-          <w:rPr>
-            <w:color w:val="0000EE"/>
-            <w:u w:val="single"/>
-          </w:rPr>
-          <w:t>માથ્થી 10:28–31</w:t>
-        </w:r>
-      </w:hyperlink>
+      <w:r>
+        <w:rPr>
+          <w:lang w:val="gu_IN" w:bidi="gu_IN"/>
+        </w:rPr>
+        <w:t>માથ્થી 10:28–31</w:t>
+      </w:r>
     </w:p>
     <w:p>
       <w:pPr>
@@ -704,18 +650,12 @@
           <w:lang w:val="gu_IN" w:bidi="gu_IN"/>
         </w:rPr>
       </w:r>
-      <w:hyperlink r:id="rId22">
-        <w:r>
-          <w:rPr>
-            <w:lang w:val="gu_IN" w:bidi="gu_IN"/>
-          </w:rPr>
-          <w:rPr>
-            <w:color w:val="0000EE"/>
-            <w:u w:val="single"/>
-          </w:rPr>
-          <w:t>નીતિવચન 10:24–25</w:t>
-        </w:r>
-      </w:hyperlink>
+      <w:r>
+        <w:rPr>
+          <w:lang w:val="gu_IN" w:bidi="gu_IN"/>
+        </w:rPr>
+        <w:t>નીતિવચન 10:24–25</w:t>
+      </w:r>
     </w:p>
     <w:p>
       <w:pPr>
@@ -931,18 +871,12 @@
           <w:lang w:val="gu_IN" w:bidi="gu_IN"/>
         </w:rPr>
       </w:r>
-      <w:hyperlink r:id="rId23">
-        <w:r>
-          <w:rPr>
-            <w:lang w:val="gu_IN" w:bidi="gu_IN"/>
-          </w:rPr>
-          <w:rPr>
-            <w:color w:val="0000EE"/>
-            <w:u w:val="single"/>
-          </w:rPr>
-          <w:t>નીતિવચનો 8:4–5</w:t>
-        </w:r>
-      </w:hyperlink>
+      <w:r>
+        <w:rPr>
+          <w:lang w:val="gu_IN" w:bidi="gu_IN"/>
+        </w:rPr>
+        <w:t>નીતિવચનો 8:4–5</w:t>
+      </w:r>
     </w:p>
     <w:p>
       <w:pPr>
@@ -955,18 +889,12 @@
           <w:lang w:val="gu_IN" w:bidi="gu_IN"/>
         </w:rPr>
       </w:r>
-      <w:hyperlink r:id="rId24">
-        <w:r>
-          <w:rPr>
-            <w:lang w:val="gu_IN" w:bidi="gu_IN"/>
-          </w:rPr>
-          <w:rPr>
-            <w:color w:val="0000EE"/>
-            <w:u w:val="single"/>
-          </w:rPr>
-          <w:t>નીતિવચનો 12:23–24</w:t>
-        </w:r>
-      </w:hyperlink>
+      <w:r>
+        <w:rPr>
+          <w:lang w:val="gu_IN" w:bidi="gu_IN"/>
+        </w:rPr>
+        <w:t>નીતિવચનો 12:23–24</w:t>
+      </w:r>
     </w:p>
     <w:p>
       <w:pPr>
@@ -979,18 +907,12 @@
           <w:lang w:val="gu_IN" w:bidi="gu_IN"/>
         </w:rPr>
       </w:r>
-      <w:hyperlink r:id="rId25">
-        <w:r>
-          <w:rPr>
-            <w:lang w:val="gu_IN" w:bidi="gu_IN"/>
-          </w:rPr>
-          <w:rPr>
-            <w:color w:val="0000EE"/>
-            <w:u w:val="single"/>
-          </w:rPr>
-          <w:t>નીતિવચનો 27:11–12</w:t>
-        </w:r>
-      </w:hyperlink>
+      <w:r>
+        <w:rPr>
+          <w:lang w:val="gu_IN" w:bidi="gu_IN"/>
+        </w:rPr>
+        <w:t>નીતિવચનો 27:11–12</w:t>
+      </w:r>
     </w:p>
     <w:p>
       <w:pPr>
@@ -1273,18 +1195,12 @@
           <w:lang w:val="gu_IN" w:bidi="gu_IN"/>
         </w:rPr>
       </w:r>
-      <w:hyperlink r:id="rId26">
-        <w:r>
-          <w:rPr>
-            <w:lang w:val="gu_IN" w:bidi="gu_IN"/>
-          </w:rPr>
-          <w:rPr>
-            <w:color w:val="0000EE"/>
-            <w:u w:val="single"/>
-          </w:rPr>
-          <w:t>પ્રેરિતોનાં કૃત્યો 6:2–4</w:t>
-        </w:r>
-      </w:hyperlink>
+      <w:r>
+        <w:rPr>
+          <w:lang w:val="gu_IN" w:bidi="gu_IN"/>
+        </w:rPr>
+        <w:t>પ્રેરિતોનાં કૃત્યો 6:2–4</w:t>
+      </w:r>
     </w:p>
     <w:p>
       <w:pPr>
@@ -1297,18 +1213,12 @@
           <w:lang w:val="gu_IN" w:bidi="gu_IN"/>
         </w:rPr>
       </w:r>
-      <w:hyperlink r:id="rId27">
-        <w:r>
-          <w:rPr>
-            <w:lang w:val="gu_IN" w:bidi="gu_IN"/>
-          </w:rPr>
-          <w:rPr>
-            <w:color w:val="0000EE"/>
-            <w:u w:val="single"/>
-          </w:rPr>
-          <w:t>કલોસી 3:15–17</w:t>
-        </w:r>
-      </w:hyperlink>
+      <w:r>
+        <w:rPr>
+          <w:lang w:val="gu_IN" w:bidi="gu_IN"/>
+        </w:rPr>
+        <w:t>કલોસી 3:15–17</w:t>
+      </w:r>
     </w:p>
     <w:p>
       <w:pPr>
@@ -1321,18 +1231,12 @@
           <w:lang w:val="gu_IN" w:bidi="gu_IN"/>
         </w:rPr>
       </w:r>
-      <w:hyperlink r:id="rId28">
-        <w:r>
-          <w:rPr>
-            <w:lang w:val="gu_IN" w:bidi="gu_IN"/>
-          </w:rPr>
-          <w:rPr>
-            <w:color w:val="0000EE"/>
-            <w:u w:val="single"/>
-          </w:rPr>
-          <w:t>નિર્ગમન 31:6–9</w:t>
-        </w:r>
-      </w:hyperlink>
+      <w:r>
+        <w:rPr>
+          <w:lang w:val="gu_IN" w:bidi="gu_IN"/>
+        </w:rPr>
+        <w:t>નિર્ગમન 31:6–9</w:t>
+      </w:r>
     </w:p>
     <w:p>
       <w:pPr>
@@ -1345,18 +1249,12 @@
           <w:lang w:val="gu_IN" w:bidi="gu_IN"/>
         </w:rPr>
       </w:r>
-      <w:hyperlink r:id="rId29">
-        <w:r>
-          <w:rPr>
-            <w:lang w:val="gu_IN" w:bidi="gu_IN"/>
-          </w:rPr>
-          <w:rPr>
-            <w:color w:val="0000EE"/>
-            <w:u w:val="single"/>
-          </w:rPr>
-          <w:t>ઉત્પત્તિ 3:4–6</w:t>
-        </w:r>
-      </w:hyperlink>
+      <w:r>
+        <w:rPr>
+          <w:lang w:val="gu_IN" w:bidi="gu_IN"/>
+        </w:rPr>
+        <w:t>ઉત્પત્તિ 3:4–6</w:t>
+      </w:r>
     </w:p>
     <w:p>
       <w:pPr>
@@ -1369,18 +1267,12 @@
           <w:lang w:val="gu_IN" w:bidi="gu_IN"/>
         </w:rPr>
       </w:r>
-      <w:hyperlink r:id="rId30">
-        <w:r>
-          <w:rPr>
-            <w:lang w:val="gu_IN" w:bidi="gu_IN"/>
-          </w:rPr>
-          <w:rPr>
-            <w:color w:val="0000EE"/>
-            <w:u w:val="single"/>
-          </w:rPr>
-          <w:t>યશાયા 19:11–12</w:t>
-        </w:r>
-      </w:hyperlink>
+      <w:r>
+        <w:rPr>
+          <w:lang w:val="gu_IN" w:bidi="gu_IN"/>
+        </w:rPr>
+        <w:t>યશાયા 19:11–12</w:t>
+      </w:r>
     </w:p>
     <w:p>
       <w:pPr>
@@ -1393,18 +1285,12 @@
           <w:lang w:val="gu_IN" w:bidi="gu_IN"/>
         </w:rPr>
       </w:r>
-      <w:hyperlink r:id="rId31">
-        <w:r>
-          <w:rPr>
-            <w:lang w:val="gu_IN" w:bidi="gu_IN"/>
-          </w:rPr>
-          <w:rPr>
-            <w:color w:val="0000EE"/>
-            <w:u w:val="single"/>
-          </w:rPr>
-          <w:t>યર્મિયા 18:18–20</w:t>
-        </w:r>
-      </w:hyperlink>
+      <w:r>
+        <w:rPr>
+          <w:lang w:val="gu_IN" w:bidi="gu_IN"/>
+        </w:rPr>
+        <w:t>યર્મિયા 18:18–20</w:t>
+      </w:r>
     </w:p>
     <w:p>
       <w:pPr>
@@ -1417,18 +1303,12 @@
           <w:lang w:val="gu_IN" w:bidi="gu_IN"/>
         </w:rPr>
       </w:r>
-      <w:hyperlink r:id="rId32">
-        <w:r>
-          <w:rPr>
-            <w:lang w:val="gu_IN" w:bidi="gu_IN"/>
-          </w:rPr>
-          <w:rPr>
-            <w:color w:val="0000EE"/>
-            <w:u w:val="single"/>
-          </w:rPr>
-          <w:t>માથ્થી 7:24–25</w:t>
-        </w:r>
-      </w:hyperlink>
+      <w:r>
+        <w:rPr>
+          <w:lang w:val="gu_IN" w:bidi="gu_IN"/>
+        </w:rPr>
+        <w:t>માથ્થી 7:24–25</w:t>
+      </w:r>
     </w:p>
     <w:p>
       <w:pPr>
